--- a/estandar-d/templates/4-3-plan-optimizacion.docx
+++ b/estandar-d/templates/4-3-plan-optimizacion.docx
@@ -8,7 +8,7 @@
         <w:jc w:val="center"/>
       </w:pPr>
       <w:r>
-        <w:t>Plan de optimización de la solución de transformación digital, elaborado</w:t>
+        <w:t>Plan de optimización de la solución de modernización digital, elaborado</w:t>
       </w:r>
     </w:p>
     <w:tbl>
@@ -49,7 +49,7 @@
                 <w:b/>
                 <w:color w:val="FFFFFF"/>
               </w:rPr>
-              <w:t>Plan de optimización de la solución de transformación digital, elaborado Manual de Transformación Digital con IA · Producto del Elemento 4 · Optimizar</w:t>
+              <w:t>Plan de optimización de la solución de modernización digital, elaborado Manual de Modernización Digital con IA · Producto del Elemento 4 · Optimizar</w:t>
             </w:r>
           </w:p>
         </w:tc>
@@ -99,7 +99,7 @@
         <w:pStyle w:val="ListBullet"/>
       </w:pPr>
       <w:r>
-        <w:t>(c) Tiene las lecciones aprendidas y recomendaciones para escalamiento futuro de la solución de transformación digital</w:t>
+        <w:t>(c) Tiene las lecciones aprendidas y recomendaciones para escalamiento futuro de la solución de modernización digital</w:t>
       </w:r>
     </w:p>
     <w:p>

--- a/estandar-d/templates/4-3-plan-optimizacion.docx
+++ b/estandar-d/templates/4-3-plan-optimizacion.docx
@@ -4,8 +4,26 @@
   <w:body>
     <w:p>
       <w:pPr>
+        <w:spacing w:after="40"/>
+      </w:pPr>
+      <w:r>
+        <w:rPr>
+          <w:rFonts w:ascii="Calibri" w:hAnsi="Calibri"/>
+          <w:b/>
+          <w:color w:val="529ED7"/>
+          <w:sz w:val="16"/>
+        </w:rPr>
+        <w:t>PLANTILLA DE TRABAJO · ESTÁNDAR D</w:t>
+      </w:r>
+    </w:p>
+    <w:p>
+      <w:pPr>
         <w:pStyle w:val="Title"/>
-        <w:jc w:val="center"/>
+        <w:pBdr>
+          <w:bottom w:val="single" w:sz="12" w:space="6" w:color="F7C031"/>
+        </w:pBdr>
+        <w:spacing w:after="280"/>
+        <w:jc w:val="left"/>
       </w:pPr>
       <w:r>
         <w:t>Plan de optimización de la solución de modernización digital, elaborado</w:t>
@@ -15,24 +33,47 @@
       <w:tblPr>
         <w:tblStyle w:val="TableGrid"/>
         <w:tblW w:type="auto" w:w="0"/>
+        <w:tblBorders>
+          <w:top w:val="single" w:sz="4" w:space="0" w:color="C9D3E4"/>
+          <w:left w:val="single" w:sz="4" w:space="0" w:color="C9D3E4"/>
+          <w:bottom w:val="single" w:sz="4" w:space="0" w:color="C9D3E4"/>
+          <w:right w:val="single" w:sz="4" w:space="0" w:color="C9D3E4"/>
+          <w:insideH w:val="single" w:sz="4" w:space="0" w:color="C9D3E4"/>
+          <w:insideV w:val="single" w:sz="4" w:space="0" w:color="C9D3E4"/>
+        </w:tblBorders>
+        <w:tblCellMar>
+          <w:top w:w="60" w:type="dxa"/>
+          <w:left w:w="108" w:type="dxa"/>
+          <w:bottom w:w="60" w:type="dxa"/>
+          <w:right w:w="108" w:type="dxa"/>
+        </w:tblCellMar>
         <w:tblLook w:firstColumn="1" w:firstRow="1" w:lastColumn="0" w:lastRow="0" w:noHBand="0" w:noVBand="1" w:val="04A0"/>
       </w:tblPr>
       <w:tblGrid>
-        <w:gridCol w:w="3408"/>
-        <w:gridCol w:w="3408"/>
-        <w:gridCol w:w="3408"/>
+        <w:gridCol w:w="3312"/>
+        <w:gridCol w:w="3312"/>
+        <w:gridCol w:w="3312"/>
       </w:tblGrid>
       <w:tr>
+        <w:trPr>
+          <w:cantSplit w:val="true"/>
+          <w:tblHeader w:val="true"/>
+        </w:trPr>
         <w:tc>
           <w:tcPr>
-            <w:tcW w:type="dxa" w:w="3408"/>
+            <w:tcW w:type="dxa" w:w="3312"/>
             <w:shd w:val="clear" w:color="auto" w:fill="28467E"/>
+            <w:vAlign w:val="top"/>
           </w:tcPr>
           <w:p>
+            <w:pPr>
+              <w:spacing w:before="0" w:after="40" w:line="240" w:lineRule="auto"/>
+            </w:pPr>
             <w:r>
               <w:rPr>
                 <w:b/>
                 <w:color w:val="FFFFFF"/>
+                <w:sz w:val="19"/>
               </w:rPr>
               <w:t>Mi CompañIA</w:t>
             </w:r>
@@ -40,14 +81,19 @@
         </w:tc>
         <w:tc>
           <w:tcPr>
-            <w:tcW w:type="dxa" w:w="3408"/>
+            <w:tcW w:type="dxa" w:w="3312"/>
             <w:shd w:val="clear" w:color="auto" w:fill="28467E"/>
+            <w:vAlign w:val="top"/>
           </w:tcPr>
           <w:p>
+            <w:pPr>
+              <w:spacing w:before="0" w:after="40" w:line="240" w:lineRule="auto"/>
+            </w:pPr>
             <w:r>
               <w:rPr>
                 <w:b/>
                 <w:color w:val="FFFFFF"/>
+                <w:sz w:val="19"/>
               </w:rPr>
               <w:t>Plan de optimización de la solución de modernización digital, elaborado Manual de Modernización Digital con IA · Producto del Elemento 4 · Optimizar</w:t>
             </w:r>
@@ -55,14 +101,19 @@
         </w:tc>
         <w:tc>
           <w:tcPr>
-            <w:tcW w:type="dxa" w:w="3408"/>
+            <w:tcW w:type="dxa" w:w="3312"/>
             <w:shd w:val="clear" w:color="auto" w:fill="28467E"/>
+            <w:vAlign w:val="top"/>
           </w:tcPr>
           <w:p>
+            <w:pPr>
+              <w:spacing w:before="0" w:after="40" w:line="240" w:lineRule="auto"/>
+            </w:pPr>
             <w:r>
               <w:rPr>
                 <w:b/>
                 <w:color w:val="FFFFFF"/>
+                <w:sz w:val="19"/>
               </w:rPr>
               <w:t>Producto 4.3 Template editable Mi CompañIA · FUNDES</w:t>
             </w:r>
@@ -122,23 +173,46 @@
       <w:tblPr>
         <w:tblStyle w:val="TableGrid"/>
         <w:tblW w:type="auto" w:w="0"/>
+        <w:tblBorders>
+          <w:top w:val="single" w:sz="4" w:space="0" w:color="C9D3E4"/>
+          <w:left w:val="single" w:sz="4" w:space="0" w:color="C9D3E4"/>
+          <w:bottom w:val="single" w:sz="4" w:space="0" w:color="C9D3E4"/>
+          <w:right w:val="single" w:sz="4" w:space="0" w:color="C9D3E4"/>
+          <w:insideH w:val="single" w:sz="4" w:space="0" w:color="C9D3E4"/>
+          <w:insideV w:val="single" w:sz="4" w:space="0" w:color="C9D3E4"/>
+        </w:tblBorders>
+        <w:tblCellMar>
+          <w:top w:w="60" w:type="dxa"/>
+          <w:left w:w="108" w:type="dxa"/>
+          <w:bottom w:w="60" w:type="dxa"/>
+          <w:right w:w="108" w:type="dxa"/>
+        </w:tblCellMar>
         <w:tblLook w:firstColumn="1" w:firstRow="1" w:lastColumn="0" w:lastRow="0" w:noHBand="0" w:noVBand="1" w:val="04A0"/>
       </w:tblPr>
       <w:tblGrid>
-        <w:gridCol w:w="5112"/>
-        <w:gridCol w:w="5112"/>
+        <w:gridCol w:w="4968"/>
+        <w:gridCol w:w="4968"/>
       </w:tblGrid>
       <w:tr>
+        <w:trPr>
+          <w:cantSplit w:val="true"/>
+          <w:tblHeader w:val="true"/>
+        </w:trPr>
         <w:tc>
           <w:tcPr>
-            <w:tcW w:type="dxa" w:w="5112"/>
+            <w:tcW w:type="dxa" w:w="4968"/>
             <w:shd w:val="clear" w:color="auto" w:fill="28467E"/>
+            <w:vAlign w:val="top"/>
           </w:tcPr>
           <w:p>
+            <w:pPr>
+              <w:spacing w:before="0" w:after="40" w:line="240" w:lineRule="auto"/>
+            </w:pPr>
             <w:r>
               <w:rPr>
                 <w:b/>
                 <w:color w:val="FFFFFF"/>
+                <w:sz w:val="19"/>
               </w:rPr>
               <w:t>MiPyME (razón social)</w:t>
             </w:r>
@@ -146,14 +220,19 @@
         </w:tc>
         <w:tc>
           <w:tcPr>
-            <w:tcW w:type="dxa" w:w="5112"/>
+            <w:tcW w:type="dxa" w:w="4968"/>
             <w:shd w:val="clear" w:color="auto" w:fill="28467E"/>
+            <w:vAlign w:val="top"/>
           </w:tcPr>
           <w:p>
+            <w:pPr>
+              <w:spacing w:before="0" w:after="40" w:line="240" w:lineRule="auto"/>
+            </w:pPr>
             <w:r>
               <w:rPr>
                 <w:b/>
                 <w:color w:val="FFFFFF"/>
+                <w:sz w:val="19"/>
               </w:rPr>
             </w:r>
           </w:p>
@@ -162,60 +241,107 @@
       <w:tr>
         <w:tc>
           <w:tcPr>
-            <w:tcW w:type="dxa" w:w="5112"/>
+            <w:tcW w:type="dxa" w:w="4968"/>
+            <w:vAlign w:val="top"/>
           </w:tcPr>
           <w:p>
+            <w:pPr>
+              <w:spacing w:before="0" w:after="40" w:line="240" w:lineRule="auto"/>
+            </w:pPr>
             <w:r>
+              <w:rPr>
+                <w:sz w:val="19"/>
+              </w:rPr>
               <w:t>Persona responsable</w:t>
             </w:r>
           </w:p>
         </w:tc>
         <w:tc>
           <w:tcPr>
-            <w:tcW w:type="dxa" w:w="5112"/>
+            <w:tcW w:type="dxa" w:w="4968"/>
+            <w:vAlign w:val="top"/>
           </w:tcPr>
           <w:p>
-            <w:r/>
+            <w:pPr>
+              <w:spacing w:before="0" w:after="40" w:line="240" w:lineRule="auto"/>
+            </w:pPr>
+            <w:r>
+              <w:rPr>
+                <w:sz w:val="19"/>
+              </w:rPr>
+            </w:r>
           </w:p>
         </w:tc>
       </w:tr>
       <w:tr>
         <w:tc>
           <w:tcPr>
-            <w:tcW w:type="dxa" w:w="5112"/>
+            <w:tcW w:type="dxa" w:w="4968"/>
+            <w:shd w:val="clear" w:color="auto" w:fill="F3F6FB"/>
+            <w:vAlign w:val="top"/>
           </w:tcPr>
           <w:p>
+            <w:pPr>
+              <w:spacing w:before="0" w:after="40" w:line="240" w:lineRule="auto"/>
+            </w:pPr>
             <w:r>
+              <w:rPr>
+                <w:sz w:val="19"/>
+              </w:rPr>
               <w:t>Consultor responsable</w:t>
             </w:r>
           </w:p>
         </w:tc>
         <w:tc>
           <w:tcPr>
-            <w:tcW w:type="dxa" w:w="5112"/>
+            <w:tcW w:type="dxa" w:w="4968"/>
+            <w:shd w:val="clear" w:color="auto" w:fill="F3F6FB"/>
+            <w:vAlign w:val="top"/>
           </w:tcPr>
           <w:p>
-            <w:r/>
+            <w:pPr>
+              <w:spacing w:before="0" w:after="40" w:line="240" w:lineRule="auto"/>
+            </w:pPr>
+            <w:r>
+              <w:rPr>
+                <w:sz w:val="19"/>
+              </w:rPr>
+            </w:r>
           </w:p>
         </w:tc>
       </w:tr>
       <w:tr>
         <w:tc>
           <w:tcPr>
-            <w:tcW w:type="dxa" w:w="5112"/>
+            <w:tcW w:type="dxa" w:w="4968"/>
+            <w:vAlign w:val="top"/>
           </w:tcPr>
           <w:p>
+            <w:pPr>
+              <w:spacing w:before="0" w:after="40" w:line="240" w:lineRule="auto"/>
+            </w:pPr>
             <w:r>
+              <w:rPr>
+                <w:sz w:val="19"/>
+              </w:rPr>
               <w:t>Fecha del documento</w:t>
             </w:r>
           </w:p>
         </w:tc>
         <w:tc>
           <w:tcPr>
-            <w:tcW w:type="dxa" w:w="5112"/>
+            <w:tcW w:type="dxa" w:w="4968"/>
+            <w:vAlign w:val="top"/>
           </w:tcPr>
           <w:p>
-            <w:r/>
+            <w:pPr>
+              <w:spacing w:before="0" w:after="40" w:line="240" w:lineRule="auto"/>
+            </w:pPr>
+            <w:r>
+              <w:rPr>
+                <w:sz w:val="19"/>
+              </w:rPr>
+            </w:r>
           </w:p>
         </w:tc>
       </w:tr>
@@ -229,13 +355,65 @@
       </w:r>
     </w:p>
     <w:sectPr>
+      <w:footerReference w:type="default" r:id="rId9"/>
       <w:pgSz w:w="12240" w:h="15840"/>
-      <w:pgMar w:top="936" w:right="1008" w:bottom="936" w:left="1008" w:header="720" w:footer="720" w:gutter="0"/>
+      <w:pgMar w:top="1152" w:right="1152" w:bottom="1080" w:left="1152" w:header="720" w:footer="576" w:gutter="0"/>
       <w:cols w:space="720"/>
       <w:docGrid w:linePitch="360"/>
     </w:sectPr>
   </w:body>
 </w:document>
+</file>
+
+<file path=word/footer1.xml><?xml version="1.0" encoding="utf-8"?>
+<w:ftr xmlns:m="http://schemas.openxmlformats.org/officeDocument/2006/math" xmlns:mc="http://schemas.openxmlformats.org/markup-compatibility/2006" xmlns:mo="http://schemas.microsoft.com/office/mac/office/2008/main" xmlns:mv="urn:schemas-microsoft-com:mac:vml" xmlns:o="urn:schemas-microsoft-com:office:office" xmlns:r="http://schemas.openxmlformats.org/officeDocument/2006/relationships" xmlns:v="urn:schemas-microsoft-com:vml" xmlns:w10="urn:schemas-microsoft-com:office:word" xmlns:w14="http://schemas.microsoft.com/office/word/2010/wordml" xmlns:w="http://schemas.openxmlformats.org/wordprocessingml/2006/main" xmlns:wne="http://schemas.microsoft.com/office/word/2006/wordml" xmlns:wp14="http://schemas.microsoft.com/office/word/2010/wordprocessingDrawing" xmlns:wp="http://schemas.openxmlformats.org/drawingml/2006/wordprocessingDrawing" xmlns:wpc="http://schemas.microsoft.com/office/word/2010/wordprocessingCanvas" xmlns:wpg="http://schemas.microsoft.com/office/word/2010/wordprocessingGroup" xmlns:wpi="http://schemas.microsoft.com/office/word/2010/wordprocessingInk" xmlns:wps="http://schemas.microsoft.com/office/word/2010/wordprocessingShape" mc:Ignorable="w14 wp14">
+  <w:p>
+    <w:pPr>
+      <w:pStyle w:val="Footer"/>
+      <w:pBdr>
+        <w:top w:val="single" w:sz="4" w:space="4" w:color="C9D3E4"/>
+      </w:pBdr>
+      <w:tabs>
+        <w:tab w:pos="9936" w:val="right"/>
+      </w:tabs>
+      <w:spacing w:before="120" w:after="0"/>
+    </w:pPr>
+    <w:r>
+      <w:rPr>
+        <w:rFonts w:ascii="Calibri" w:hAnsi="Calibri"/>
+        <w:color w:val="4B5563"/>
+        <w:sz w:val="16"/>
+      </w:rPr>
+    </w:r>
+    <w:r>
+      <w:rPr>
+        <w:rFonts w:ascii="Calibri" w:hAnsi="Calibri"/>
+        <w:color w:val="4B5563"/>
+        <w:sz w:val="16"/>
+      </w:rPr>
+      <w:t>Mi CompañIA · FUNDES México + Google.org</w:t>
+      <w:tab/>
+    </w:r>
+    <w:r>
+      <w:rPr>
+        <w:rFonts w:ascii="Calibri" w:hAnsi="Calibri"/>
+        <w:color w:val="4B5563"/>
+        <w:sz w:val="16"/>
+      </w:rPr>
+      <w:t xml:space="preserve">Página </w:t>
+    </w:r>
+    <w:r>
+      <w:rPr>
+        <w:rFonts w:ascii="Calibri" w:hAnsi="Calibri"/>
+        <w:color w:val="4B5563"/>
+        <w:sz w:val="16"/>
+      </w:rPr>
+      <w:fldChar w:fldCharType="begin"/>
+      <w:instrText xml:space="preserve"> PAGE </w:instrText>
+      <w:fldChar w:fldCharType="end"/>
+    </w:r>
+  </w:p>
+</w:ftr>
 </file>
 
 <file path=word/numbering.xml><?xml version="1.0" encoding="utf-8"?>
@@ -601,10 +779,14 @@
     <w:name w:val="Normal"/>
     <w:qFormat/>
     <w:rsid w:val="00FC693F"/>
+    <w:pPr>
+      <w:widowControl/>
+      <w:spacing w:line="276" w:lineRule="auto" w:after="160"/>
+    </w:pPr>
     <w:rPr>
-      <w:rFonts w:ascii="Afacad" w:hAnsi="Afacad" w:cs="Afacad" w:eastAsia="Afacad"/>
+      <w:rFonts w:ascii="Calibri" w:hAnsi="Calibri" w:cs="Calibri" w:eastAsia="Calibri"/>
       <w:color w:val="4B5563"/>
-      <w:sz w:val="20"/>
+      <w:sz w:val="21"/>
     </w:rPr>
   </w:style>
   <w:style w:type="paragraph" w:styleId="Header">
@@ -662,15 +844,15 @@
     <w:pPr>
       <w:keepNext/>
       <w:keepLines/>
-      <w:spacing w:before="480" w:after="0"/>
+      <w:spacing w:before="360" w:after="120" w:line="264" w:lineRule="auto"/>
       <w:outlineLvl w:val="0"/>
     </w:pPr>
     <w:rPr>
-      <w:rFonts w:asciiTheme="majorHAnsi" w:eastAsiaTheme="majorEastAsia" w:hAnsiTheme="majorHAnsi" w:cstheme="majorBidi" w:ascii="Afacad" w:hAnsi="Afacad" w:cs="Afacad" w:eastAsia="Afacad"/>
+      <w:rFonts w:asciiTheme="majorHAnsi" w:eastAsiaTheme="majorEastAsia" w:hAnsiTheme="majorHAnsi" w:cstheme="majorBidi" w:ascii="Calibri" w:hAnsi="Calibri" w:cs="Calibri" w:eastAsia="Calibri"/>
       <w:b/>
       <w:bCs/>
       <w:color w:val="28467E"/>
-      <w:sz w:val="30"/>
+      <w:sz w:val="28"/>
       <w:szCs w:val="28"/>
     </w:rPr>
   </w:style>
@@ -686,15 +868,15 @@
     <w:pPr>
       <w:keepNext/>
       <w:keepLines/>
-      <w:spacing w:before="200" w:after="0"/>
+      <w:spacing w:before="280" w:after="80" w:line="264" w:lineRule="auto"/>
       <w:outlineLvl w:val="1"/>
     </w:pPr>
     <w:rPr>
-      <w:rFonts w:asciiTheme="majorHAnsi" w:eastAsiaTheme="majorEastAsia" w:hAnsiTheme="majorHAnsi" w:cstheme="majorBidi" w:ascii="Afacad" w:hAnsi="Afacad" w:cs="Afacad" w:eastAsia="Afacad"/>
+      <w:rFonts w:asciiTheme="majorHAnsi" w:eastAsiaTheme="majorEastAsia" w:hAnsiTheme="majorHAnsi" w:cstheme="majorBidi" w:ascii="Calibri" w:hAnsi="Calibri" w:cs="Calibri" w:eastAsia="Calibri"/>
       <w:b/>
       <w:bCs/>
       <w:color w:val="28467E"/>
-      <w:sz w:val="24"/>
+      <w:sz w:val="23"/>
       <w:szCs w:val="26"/>
     </w:rPr>
   </w:style>
@@ -710,15 +892,15 @@
     <w:pPr>
       <w:keepNext/>
       <w:keepLines/>
-      <w:spacing w:before="200" w:after="0"/>
+      <w:spacing w:before="240" w:after="60" w:line="264" w:lineRule="auto"/>
       <w:outlineLvl w:val="2"/>
     </w:pPr>
     <w:rPr>
-      <w:rFonts w:asciiTheme="majorHAnsi" w:eastAsiaTheme="majorEastAsia" w:hAnsiTheme="majorHAnsi" w:cstheme="majorBidi" w:ascii="Afacad" w:hAnsi="Afacad" w:cs="Afacad" w:eastAsia="Afacad"/>
+      <w:rFonts w:asciiTheme="majorHAnsi" w:eastAsiaTheme="majorEastAsia" w:hAnsiTheme="majorHAnsi" w:cstheme="majorBidi" w:ascii="Calibri" w:hAnsi="Calibri" w:cs="Calibri" w:eastAsia="Calibri"/>
       <w:b/>
       <w:bCs/>
       <w:color w:val="28467E"/>
-      <w:sz w:val="22"/>
+      <w:sz w:val="21"/>
     </w:rPr>
   </w:style>
   <w:style w:type="paragraph" w:styleId="Heading4">
@@ -949,14 +1131,15 @@
     <w:qFormat/>
     <w:rsid w:val="00FC693F"/>
     <w:pPr>
+      <w:keepNext/>
       <w:pBdr>
         <w:bottom w:val="single" w:sz="8" w:space="4" w:color="4F81BD" w:themeColor="accent1"/>
       </w:pBdr>
-      <w:spacing w:after="300" w:line="240" w:lineRule="auto"/>
+      <w:spacing w:after="80" w:line="264" w:lineRule="auto" w:before="0"/>
       <w:contextualSpacing/>
     </w:pPr>
     <w:rPr>
-      <w:rFonts w:asciiTheme="majorHAnsi" w:eastAsiaTheme="majorEastAsia" w:hAnsiTheme="majorHAnsi" w:cstheme="majorBidi" w:ascii="Afacad" w:hAnsi="Afacad" w:cs="Afacad" w:eastAsia="Afacad"/>
+      <w:rFonts w:asciiTheme="majorHAnsi" w:eastAsiaTheme="majorEastAsia" w:hAnsiTheme="majorHAnsi" w:cstheme="majorBidi" w:ascii="Calibri" w:hAnsi="Calibri" w:cs="Calibri" w:eastAsia="Calibri"/>
       <w:b/>
       <w:color w:val="28467E"/>
       <w:spacing w:val="5"/>
@@ -1135,8 +1318,14 @@
       <w:numPr>
         <w:numId w:val="1"/>
       </w:numPr>
+      <w:spacing w:after="60" w:line="276" w:lineRule="auto"/>
       <w:contextualSpacing/>
     </w:pPr>
+    <w:rPr>
+      <w:rFonts w:ascii="Calibri" w:hAnsi="Calibri" w:cs="Calibri" w:eastAsia="Calibri"/>
+      <w:color w:val="4B5563"/>
+      <w:sz w:val="21"/>
+    </w:rPr>
   </w:style>
   <w:style w:type="paragraph" w:styleId="ListBullet2">
     <w:name w:val="List Bullet 2"/>
@@ -1174,8 +1363,14 @@
       <w:numPr>
         <w:numId w:val="5"/>
       </w:numPr>
+      <w:spacing w:after="60" w:line="276" w:lineRule="auto"/>
       <w:contextualSpacing/>
     </w:pPr>
+    <w:rPr>
+      <w:rFonts w:ascii="Calibri" w:hAnsi="Calibri" w:cs="Calibri" w:eastAsia="Calibri"/>
+      <w:color w:val="4B5563"/>
+      <w:sz w:val="21"/>
+    </w:rPr>
   </w:style>
   <w:style w:type="paragraph" w:styleId="ListNumber2">
     <w:name w:val="List Number 2"/>

--- a/estandar-d/templates/4-3-plan-optimizacion.docx
+++ b/estandar-d/templates/4-3-plan-optimizacion.docx
@@ -29,98 +29,86 @@
         <w:t>Plan de optimización de la solución de modernización digital, elaborado</w:t>
       </w:r>
     </w:p>
-    <w:tbl>
-      <w:tblPr>
-        <w:tblStyle w:val="TableGrid"/>
-        <w:tblW w:type="auto" w:w="0"/>
-        <w:tblBorders>
-          <w:top w:val="single" w:sz="4" w:space="0" w:color="C9D3E4"/>
-          <w:left w:val="single" w:sz="4" w:space="0" w:color="C9D3E4"/>
-          <w:bottom w:val="single" w:sz="4" w:space="0" w:color="C9D3E4"/>
-          <w:right w:val="single" w:sz="4" w:space="0" w:color="C9D3E4"/>
-          <w:insideH w:val="single" w:sz="4" w:space="0" w:color="C9D3E4"/>
-          <w:insideV w:val="single" w:sz="4" w:space="0" w:color="C9D3E4"/>
-        </w:tblBorders>
-        <w:tblCellMar>
-          <w:top w:w="60" w:type="dxa"/>
-          <w:left w:w="108" w:type="dxa"/>
-          <w:bottom w:w="60" w:type="dxa"/>
-          <w:right w:w="108" w:type="dxa"/>
-        </w:tblCellMar>
-        <w:tblLook w:firstColumn="1" w:firstRow="1" w:lastColumn="0" w:lastRow="0" w:noHBand="0" w:noVBand="1" w:val="04A0"/>
-      </w:tblPr>
-      <w:tblGrid>
-        <w:gridCol w:w="3312"/>
-        <w:gridCol w:w="3312"/>
-        <w:gridCol w:w="3312"/>
-      </w:tblGrid>
-      <w:tr>
-        <w:trPr>
-          <w:cantSplit w:val="true"/>
-          <w:tblHeader w:val="true"/>
-        </w:trPr>
-        <w:tc>
-          <w:tcPr>
-            <w:tcW w:type="dxa" w:w="3312"/>
-            <w:shd w:val="clear" w:color="auto" w:fill="28467E"/>
-            <w:vAlign w:val="top"/>
-          </w:tcPr>
-          <w:p>
-            <w:pPr>
-              <w:spacing w:before="0" w:after="40" w:line="240" w:lineRule="auto"/>
-            </w:pPr>
-            <w:r>
-              <w:rPr>
-                <w:b/>
-                <w:color w:val="FFFFFF"/>
-                <w:sz w:val="19"/>
-              </w:rPr>
-              <w:t>Mi CompañIA</w:t>
-            </w:r>
-          </w:p>
-        </w:tc>
-        <w:tc>
-          <w:tcPr>
-            <w:tcW w:type="dxa" w:w="3312"/>
-            <w:shd w:val="clear" w:color="auto" w:fill="28467E"/>
-            <w:vAlign w:val="top"/>
-          </w:tcPr>
-          <w:p>
-            <w:pPr>
-              <w:spacing w:before="0" w:after="40" w:line="240" w:lineRule="auto"/>
-            </w:pPr>
-            <w:r>
-              <w:rPr>
-                <w:b/>
-                <w:color w:val="FFFFFF"/>
-                <w:sz w:val="19"/>
-              </w:rPr>
-              <w:t>Plan de optimización de la solución de modernización digital, elaborado Manual de Modernización Digital con IA · Producto del Elemento 4 · Optimizar</w:t>
-            </w:r>
-          </w:p>
-        </w:tc>
-        <w:tc>
-          <w:tcPr>
-            <w:tcW w:type="dxa" w:w="3312"/>
-            <w:shd w:val="clear" w:color="auto" w:fill="28467E"/>
-            <w:vAlign w:val="top"/>
-          </w:tcPr>
-          <w:p>
-            <w:pPr>
-              <w:spacing w:before="0" w:after="40" w:line="240" w:lineRule="auto"/>
-            </w:pPr>
-            <w:r>
-              <w:rPr>
-                <w:b/>
-                <w:color w:val="FFFFFF"/>
-                <w:sz w:val="19"/>
-              </w:rPr>
-              <w:t>Producto 4.3 Template editable Mi CompañIA · FUNDES</w:t>
-            </w:r>
-          </w:p>
-        </w:tc>
-      </w:tr>
-    </w:tbl>
+    <w:p>
+      <w:pPr>
+        <w:spacing w:after="40"/>
+      </w:pPr>
+      <w:r>
+        <w:rPr>
+          <w:rFonts w:ascii="Calibri" w:hAnsi="Calibri"/>
+          <w:b/>
+          <w:i w:val="0"/>
+          <w:color w:val="28467E"/>
+          <w:sz w:val="18"/>
+        </w:rPr>
+        <w:t>Producto 4.3</w:t>
+      </w:r>
+      <w:r>
+        <w:rPr>
+          <w:rFonts w:ascii="Calibri" w:hAnsi="Calibri"/>
+          <w:b w:val="0"/>
+          <w:i w:val="0"/>
+          <w:color w:val="28467E"/>
+          <w:sz w:val="18"/>
+        </w:rPr>
+        <w:t xml:space="preserve"> Template editable</w:t>
+      </w:r>
+      <w:r>
+        <w:rPr>
+          <w:rFonts w:ascii="Calibri" w:hAnsi="Calibri"/>
+          <w:b w:val="0"/>
+          <w:i/>
+          <w:color w:val="28467E"/>
+          <w:sz w:val="18"/>
+        </w:rPr>
+        <w:t xml:space="preserve"> Mi CompañIA · FUNDES</w:t>
+      </w:r>
+    </w:p>
+    <w:p>
+      <w:pPr>
+        <w:spacing w:after="40"/>
+      </w:pPr>
+      <w:r>
+        <w:rPr>
+          <w:rFonts w:ascii="Calibri" w:hAnsi="Calibri"/>
+          <w:b w:val="0"/>
+          <w:i w:val="0"/>
+          <w:color w:val="4B5563"/>
+          <w:sz w:val="18"/>
+        </w:rPr>
+        <w:t>Manual de Modernización Digital con IA · Producto del Elemento 4 · Optimizar</w:t>
+      </w:r>
+    </w:p>
+    <w:p>
+      <w:pPr>
+        <w:pBdr>
+          <w:left w:val="single" w:sz="18" w:space="6" w:color="F7C031"/>
+        </w:pBdr>
+        <w:shd w:val="clear" w:color="auto" w:fill="FFF3CC"/>
+        <w:spacing w:before="200" w:after="240"/>
+        <w:ind w:left="160" w:right="80"/>
+      </w:pPr>
+      <w:r>
+        <w:rPr>
+          <w:rFonts w:ascii="Calibri" w:hAnsi="Calibri"/>
+          <w:b/>
+          <w:i w:val="0"/>
+          <w:color w:val="28467E"/>
+          <w:sz w:val="20"/>
+        </w:rPr>
+        <w:t>Sobre este template.</w:t>
+      </w:r>
+      <w:r>
+        <w:rPr>
+          <w:rFonts w:ascii="Calibri" w:hAnsi="Calibri"/>
+          <w:b w:val="0"/>
+          <w:i w:val="0"/>
+          <w:color w:val="4B5563"/>
+          <w:sz w:val="20"/>
+        </w:rPr>
+        <w:t xml:space="preserve"> El documento que cierra el ciclo: propone las acciones de optimización con estimación de esfuerzo y beneficio, define los ajustes a los componentes de IA (calibración, prompts, proveedores), documenta las lecciones aprendidas, propone mejoras adicionales más allá de lo solicitado (este es el AHV de Iniciativa del Elemento 4) y establece la estrategia de actualización ante cambios en tecnologías y normatividad. Es el documento que demuestra que el proyecto no termina con la entrega — evoluciona. Tu evaluador no busca que llenes el template — busca que respondas con datos de TU proyecto real con una MiPyME. Las preguntas guía te orientan; las respuestas son tuyas.</w:t>
+      </w:r>
+    </w:p>
     <w:p>
       <w:pPr>
         <w:pStyle w:val="Heading2"/>
@@ -167,6 +155,36 @@
       </w:pPr>
       <w:r>
         <w:t>(e) Define la estrategia de actualización ante cambios en los modelos de IA, tecnologías utilizadas/normatividad aplicable</w:t>
+      </w:r>
+    </w:p>
+    <w:p>
+      <w:pPr>
+        <w:pBdr>
+          <w:left w:val="single" w:sz="18" w:space="6" w:color="F29100"/>
+        </w:pBdr>
+        <w:shd w:val="clear" w:color="auto" w:fill="FFF3CC"/>
+        <w:spacing w:before="200" w:after="240"/>
+        <w:ind w:left="160" w:right="80"/>
+      </w:pPr>
+      <w:r>
+        <w:rPr>
+          <w:rFonts w:ascii="Calibri" w:hAnsi="Calibri"/>
+          <w:b/>
+          <w:i/>
+          <w:color w:val="28467E"/>
+          <w:sz w:val="20"/>
+        </w:rPr>
+        <w:t>Caso pedagógico Distribuidora El Surtido (ilustrativo, NO es tu solución):</w:t>
+      </w:r>
+      <w:r>
+        <w:rPr>
+          <w:rFonts w:ascii="Calibri" w:hAnsi="Calibri"/>
+          <w:b w:val="0"/>
+          <w:i/>
+          <w:color w:val="4B5563"/>
+          <w:sz w:val="20"/>
+        </w:rPr>
+        <w:t xml:space="preserve"> El Surtido — Plan de optimización v1.0 · julio 2025. Acción #1: optimizar pipeline de notificaciones (esfuerzo: 8h, beneficio: reducir tiempo de confirmación de 5 min a &lt;30s — alto impacto en confianza). Acción #2: ajustar responsive para pantallas &lt;5 pulgadas (esfuerzo: 4h, beneficio: mejorar experiencia de choferes — impacto medio). Ajustes de IA: reducir temperatura del prompt de clasificación de 0.2 a 0.1 para mejorar consistencia; añadir ejemplos de pedidos con errores ortográficos al system prompt. Lecciones aprendidas: 1) El lenguaje real de los clientes de El Surtido tiene muchas abreviaciones locales — el prompt inicial no las contemplaba. 2) La capacitación en 3h fue insuficiente para los choferes — recomendar 2 sesiones. Mejora adicional propuesta (iniciativa): integrar predicción de demanda con datos históricos de los primeros 3 meses, usando Prophet — estimado de implementación: 3 semanas, potencial de reducción de desperdicio de inventario del 15%. Estrategia de actualización: revisar cambios de API de OpenAI cada trimestre; suscribirse a changelog de FastAPI; revisar LFPDPPP en caso de modificaciones legislativas.</w:t>
       </w:r>
     </w:p>
     <w:tbl>
@@ -352,6 +370,455 @@
       </w:pPr>
       <w:r>
         <w:t>Tu turno · preguntas guía</w:t>
+      </w:r>
+    </w:p>
+    <w:p>
+      <w:pPr>
+        <w:keepNext/>
+        <w:spacing w:before="320" w:after="80"/>
+      </w:pPr>
+      <w:r>
+        <w:rPr>
+          <w:rFonts w:ascii="Calibri" w:hAnsi="Calibri"/>
+          <w:b/>
+          <w:color w:val="28467E"/>
+          <w:sz w:val="23"/>
+        </w:rPr>
+        <w:t>1 · Acciones de optimización con esfuerzo y beneficio estimados</w:t>
+      </w:r>
+    </w:p>
+    <w:p>
+      <w:pPr>
+        <w:keepNext/>
+        <w:spacing w:after="120"/>
+        <w:ind w:left="200"/>
+      </w:pPr>
+      <w:r>
+        <w:rPr>
+          <w:rFonts w:ascii="Calibri" w:hAnsi="Calibri"/>
+          <w:b w:val="0"/>
+          <w:i/>
+          <w:color w:val="4B5563"/>
+          <w:sz w:val="20"/>
+        </w:rPr>
+        <w:t>Para cada área de mejora identificada en el reporte de retroalimentación: ¿qué acción de optimización propones? Estima el esfuerzo (horas de trabajo) y el beneficio esperado (qué mejora y en cuánto).</w:t>
+      </w:r>
+    </w:p>
+    <w:tbl>
+      <w:tblPr>
+        <w:tblStyle w:val="TableGrid"/>
+        <w:tblW w:type="auto" w:w="0"/>
+        <w:tblBorders>
+          <w:top w:val="single" w:sz="4" w:space="0" w:color="C9D3E4"/>
+          <w:left w:val="single" w:sz="4" w:space="0" w:color="C9D3E4"/>
+          <w:bottom w:val="single" w:sz="4" w:space="0" w:color="C9D3E4"/>
+          <w:right w:val="single" w:sz="4" w:space="0" w:color="C9D3E4"/>
+          <w:insideH w:val="single" w:sz="4" w:space="0" w:color="C9D3E4"/>
+          <w:insideV w:val="single" w:sz="4" w:space="0" w:color="C9D3E4"/>
+        </w:tblBorders>
+        <w:tblCellMar>
+          <w:top w:w="140" w:type="dxa"/>
+          <w:left w:w="160" w:type="dxa"/>
+          <w:bottom w:w="140" w:type="dxa"/>
+          <w:right w:w="160" w:type="dxa"/>
+        </w:tblCellMar>
+        <w:tblLook w:firstColumn="1" w:firstRow="1" w:lastColumn="0" w:lastRow="0" w:noHBand="0" w:noVBand="1" w:val="04A0"/>
+      </w:tblPr>
+      <w:tblGrid>
+        <w:gridCol w:w="9936"/>
+      </w:tblGrid>
+      <w:tr>
+        <w:trPr>
+          <w:trHeight w:val="1440" w:hRule="atLeast"/>
+        </w:trPr>
+        <w:tc>
+          <w:tcPr>
+            <w:tcW w:type="dxa" w:w="9936"/>
+            <w:shd w:val="clear" w:color="auto" w:fill="FAFCFF"/>
+            <w:vAlign w:val="top"/>
+          </w:tcPr>
+          <w:p>
+            <w:r>
+              <w:rPr>
+                <w:rFonts w:ascii="Calibri" w:hAnsi="Calibri"/>
+                <w:i/>
+                <w:color w:val="4B5563"/>
+                <w:sz w:val="19"/>
+              </w:rPr>
+              <w:t>[Escribe aquí tu respuesta con datos reales de tu proyecto. Borra esta línea cuando empieces.]</w:t>
+            </w:r>
+          </w:p>
+        </w:tc>
+      </w:tr>
+    </w:tbl>
+    <w:p>
+      <w:pPr>
+        <w:spacing w:after="120"/>
+      </w:pPr>
+    </w:p>
+    <w:p>
+      <w:pPr>
+        <w:keepNext/>
+        <w:spacing w:before="320" w:after="80"/>
+      </w:pPr>
+      <w:r>
+        <w:rPr>
+          <w:rFonts w:ascii="Calibri" w:hAnsi="Calibri"/>
+          <w:b/>
+          <w:color w:val="28467E"/>
+          <w:sz w:val="23"/>
+        </w:rPr>
+        <w:t>2 · Ajustes a los componentes de IA</w:t>
+      </w:r>
+    </w:p>
+    <w:p>
+      <w:pPr>
+        <w:keepNext/>
+        <w:spacing w:after="120"/>
+        <w:ind w:left="200"/>
+      </w:pPr>
+      <w:r>
+        <w:rPr>
+          <w:rFonts w:ascii="Calibri" w:hAnsi="Calibri"/>
+          <w:b w:val="0"/>
+          <w:i/>
+          <w:color w:val="4B5563"/>
+          <w:sz w:val="20"/>
+        </w:rPr>
+        <w:t>¿Qué ajustes propones a los componentes de IA de la solución? (Cambios en los prompts, ajuste de parámetros como temperatura, cambio de modelo o proveedor de servicio). Justifica cada ajuste con datos.</w:t>
+      </w:r>
+    </w:p>
+    <w:tbl>
+      <w:tblPr>
+        <w:tblStyle w:val="TableGrid"/>
+        <w:tblW w:type="auto" w:w="0"/>
+        <w:tblBorders>
+          <w:top w:val="single" w:sz="4" w:space="0" w:color="C9D3E4"/>
+          <w:left w:val="single" w:sz="4" w:space="0" w:color="C9D3E4"/>
+          <w:bottom w:val="single" w:sz="4" w:space="0" w:color="C9D3E4"/>
+          <w:right w:val="single" w:sz="4" w:space="0" w:color="C9D3E4"/>
+          <w:insideH w:val="single" w:sz="4" w:space="0" w:color="C9D3E4"/>
+          <w:insideV w:val="single" w:sz="4" w:space="0" w:color="C9D3E4"/>
+        </w:tblBorders>
+        <w:tblCellMar>
+          <w:top w:w="140" w:type="dxa"/>
+          <w:left w:w="160" w:type="dxa"/>
+          <w:bottom w:w="140" w:type="dxa"/>
+          <w:right w:w="160" w:type="dxa"/>
+        </w:tblCellMar>
+        <w:tblLook w:firstColumn="1" w:firstRow="1" w:lastColumn="0" w:lastRow="0" w:noHBand="0" w:noVBand="1" w:val="04A0"/>
+      </w:tblPr>
+      <w:tblGrid>
+        <w:gridCol w:w="9936"/>
+      </w:tblGrid>
+      <w:tr>
+        <w:trPr>
+          <w:trHeight w:val="1440" w:hRule="atLeast"/>
+        </w:trPr>
+        <w:tc>
+          <w:tcPr>
+            <w:tcW w:type="dxa" w:w="9936"/>
+            <w:shd w:val="clear" w:color="auto" w:fill="FAFCFF"/>
+            <w:vAlign w:val="top"/>
+          </w:tcPr>
+          <w:p>
+            <w:r>
+              <w:rPr>
+                <w:rFonts w:ascii="Calibri" w:hAnsi="Calibri"/>
+                <w:i/>
+                <w:color w:val="4B5563"/>
+                <w:sz w:val="19"/>
+              </w:rPr>
+              <w:t>[Escribe aquí tu respuesta con datos reales de tu proyecto. Borra esta línea cuando empieces.]</w:t>
+            </w:r>
+          </w:p>
+        </w:tc>
+      </w:tr>
+    </w:tbl>
+    <w:p>
+      <w:pPr>
+        <w:spacing w:after="120"/>
+      </w:pPr>
+    </w:p>
+    <w:p>
+      <w:pPr>
+        <w:keepNext/>
+        <w:spacing w:before="320" w:after="80"/>
+      </w:pPr>
+      <w:r>
+        <w:rPr>
+          <w:rFonts w:ascii="Calibri" w:hAnsi="Calibri"/>
+          <w:b/>
+          <w:color w:val="28467E"/>
+          <w:sz w:val="23"/>
+        </w:rPr>
+        <w:t>3 · Lecciones aprendidas y recomendaciones de escalamiento</w:t>
+      </w:r>
+    </w:p>
+    <w:p>
+      <w:pPr>
+        <w:keepNext/>
+        <w:spacing w:after="120"/>
+        <w:ind w:left="200"/>
+      </w:pPr>
+      <w:r>
+        <w:rPr>
+          <w:rFonts w:ascii="Calibri" w:hAnsi="Calibri"/>
+          <w:b w:val="0"/>
+          <w:i/>
+          <w:color w:val="4B5563"/>
+          <w:sz w:val="20"/>
+        </w:rPr>
+        <w:t>¿Qué aprendiste de este proyecto que harías diferente la próxima vez? ¿Qué recomendarías si la MiPyME quisiera escalar la solución a más usuarios, más locaciones o más funcionalidades?</w:t>
+      </w:r>
+    </w:p>
+    <w:tbl>
+      <w:tblPr>
+        <w:tblStyle w:val="TableGrid"/>
+        <w:tblW w:type="auto" w:w="0"/>
+        <w:tblBorders>
+          <w:top w:val="single" w:sz="4" w:space="0" w:color="C9D3E4"/>
+          <w:left w:val="single" w:sz="4" w:space="0" w:color="C9D3E4"/>
+          <w:bottom w:val="single" w:sz="4" w:space="0" w:color="C9D3E4"/>
+          <w:right w:val="single" w:sz="4" w:space="0" w:color="C9D3E4"/>
+          <w:insideH w:val="single" w:sz="4" w:space="0" w:color="C9D3E4"/>
+          <w:insideV w:val="single" w:sz="4" w:space="0" w:color="C9D3E4"/>
+        </w:tblBorders>
+        <w:tblCellMar>
+          <w:top w:w="140" w:type="dxa"/>
+          <w:left w:w="160" w:type="dxa"/>
+          <w:bottom w:w="140" w:type="dxa"/>
+          <w:right w:w="160" w:type="dxa"/>
+        </w:tblCellMar>
+        <w:tblLook w:firstColumn="1" w:firstRow="1" w:lastColumn="0" w:lastRow="0" w:noHBand="0" w:noVBand="1" w:val="04A0"/>
+      </w:tblPr>
+      <w:tblGrid>
+        <w:gridCol w:w="9936"/>
+      </w:tblGrid>
+      <w:tr>
+        <w:trPr>
+          <w:trHeight w:val="1440" w:hRule="atLeast"/>
+        </w:trPr>
+        <w:tc>
+          <w:tcPr>
+            <w:tcW w:type="dxa" w:w="9936"/>
+            <w:shd w:val="clear" w:color="auto" w:fill="FAFCFF"/>
+            <w:vAlign w:val="top"/>
+          </w:tcPr>
+          <w:p>
+            <w:r>
+              <w:rPr>
+                <w:rFonts w:ascii="Calibri" w:hAnsi="Calibri"/>
+                <w:i/>
+                <w:color w:val="4B5563"/>
+                <w:sz w:val="19"/>
+              </w:rPr>
+              <w:t>[Escribe aquí tu respuesta con datos reales de tu proyecto. Borra esta línea cuando empieces.]</w:t>
+            </w:r>
+          </w:p>
+        </w:tc>
+      </w:tr>
+    </w:tbl>
+    <w:p>
+      <w:pPr>
+        <w:spacing w:after="120"/>
+      </w:pPr>
+    </w:p>
+    <w:p>
+      <w:pPr>
+        <w:keepNext/>
+        <w:spacing w:before="320" w:after="80"/>
+      </w:pPr>
+      <w:r>
+        <w:rPr>
+          <w:rFonts w:ascii="Calibri" w:hAnsi="Calibri"/>
+          <w:b/>
+          <w:color w:val="28467E"/>
+          <w:sz w:val="23"/>
+        </w:rPr>
+        <w:t>4 · Mejoras adicionales propuestas (iniciativa propia)</w:t>
+      </w:r>
+    </w:p>
+    <w:p>
+      <w:pPr>
+        <w:keepNext/>
+        <w:spacing w:after="120"/>
+        <w:ind w:left="200"/>
+      </w:pPr>
+      <w:r>
+        <w:rPr>
+          <w:rFonts w:ascii="Calibri" w:hAnsi="Calibri"/>
+          <w:b w:val="0"/>
+          <w:i/>
+          <w:color w:val="4B5563"/>
+          <w:sz w:val="20"/>
+        </w:rPr>
+        <w:t>Más allá de corregir los problemas detectados, ¿qué mejoras adicionales propones basándote en el rendimiento observado y en las tendencias de IA del mercado? Esta sección demuestra la actitud de Iniciativa que evalúa el F21 en este elemento.</w:t>
+      </w:r>
+    </w:p>
+    <w:tbl>
+      <w:tblPr>
+        <w:tblStyle w:val="TableGrid"/>
+        <w:tblW w:type="auto" w:w="0"/>
+        <w:tblBorders>
+          <w:top w:val="single" w:sz="4" w:space="0" w:color="C9D3E4"/>
+          <w:left w:val="single" w:sz="4" w:space="0" w:color="C9D3E4"/>
+          <w:bottom w:val="single" w:sz="4" w:space="0" w:color="C9D3E4"/>
+          <w:right w:val="single" w:sz="4" w:space="0" w:color="C9D3E4"/>
+          <w:insideH w:val="single" w:sz="4" w:space="0" w:color="C9D3E4"/>
+          <w:insideV w:val="single" w:sz="4" w:space="0" w:color="C9D3E4"/>
+        </w:tblBorders>
+        <w:tblCellMar>
+          <w:top w:w="140" w:type="dxa"/>
+          <w:left w:w="160" w:type="dxa"/>
+          <w:bottom w:w="140" w:type="dxa"/>
+          <w:right w:w="160" w:type="dxa"/>
+        </w:tblCellMar>
+        <w:tblLook w:firstColumn="1" w:firstRow="1" w:lastColumn="0" w:lastRow="0" w:noHBand="0" w:noVBand="1" w:val="04A0"/>
+      </w:tblPr>
+      <w:tblGrid>
+        <w:gridCol w:w="9936"/>
+      </w:tblGrid>
+      <w:tr>
+        <w:trPr>
+          <w:trHeight w:val="1440" w:hRule="atLeast"/>
+        </w:trPr>
+        <w:tc>
+          <w:tcPr>
+            <w:tcW w:type="dxa" w:w="9936"/>
+            <w:shd w:val="clear" w:color="auto" w:fill="FAFCFF"/>
+            <w:vAlign w:val="top"/>
+          </w:tcPr>
+          <w:p>
+            <w:r>
+              <w:rPr>
+                <w:rFonts w:ascii="Calibri" w:hAnsi="Calibri"/>
+                <w:i/>
+                <w:color w:val="4B5563"/>
+                <w:sz w:val="19"/>
+              </w:rPr>
+              <w:t>[Escribe aquí tu respuesta con datos reales de tu proyecto. Borra esta línea cuando empieces.]</w:t>
+            </w:r>
+          </w:p>
+        </w:tc>
+      </w:tr>
+    </w:tbl>
+    <w:p>
+      <w:pPr>
+        <w:spacing w:after="120"/>
+      </w:pPr>
+    </w:p>
+    <w:p>
+      <w:pPr>
+        <w:keepNext/>
+        <w:spacing w:before="320" w:after="80"/>
+      </w:pPr>
+      <w:r>
+        <w:rPr>
+          <w:rFonts w:ascii="Calibri" w:hAnsi="Calibri"/>
+          <w:b/>
+          <w:color w:val="28467E"/>
+          <w:sz w:val="23"/>
+        </w:rPr>
+        <w:t>5 · Estrategia de actualización tecnológica y normativa</w:t>
+      </w:r>
+    </w:p>
+    <w:p>
+      <w:pPr>
+        <w:keepNext/>
+        <w:spacing w:after="120"/>
+        <w:ind w:left="200"/>
+      </w:pPr>
+      <w:r>
+        <w:rPr>
+          <w:rFonts w:ascii="Calibri" w:hAnsi="Calibri"/>
+          <w:b w:val="0"/>
+          <w:i/>
+          <w:color w:val="4B5563"/>
+          <w:sz w:val="20"/>
+        </w:rPr>
+        <w:t>¿Cómo planeas mantener la solución actualizada cuando cambien: los modelos de IA que usa (nuevas versiones, APIs descontinuadas), las tecnologías del stack (actualizaciones de seguridad, fin de soporte), o la normatividad aplicable (cambios en LFPDPPP u otras regulaciones)?</w:t>
+      </w:r>
+    </w:p>
+    <w:tbl>
+      <w:tblPr>
+        <w:tblStyle w:val="TableGrid"/>
+        <w:tblW w:type="auto" w:w="0"/>
+        <w:tblBorders>
+          <w:top w:val="single" w:sz="4" w:space="0" w:color="C9D3E4"/>
+          <w:left w:val="single" w:sz="4" w:space="0" w:color="C9D3E4"/>
+          <w:bottom w:val="single" w:sz="4" w:space="0" w:color="C9D3E4"/>
+          <w:right w:val="single" w:sz="4" w:space="0" w:color="C9D3E4"/>
+          <w:insideH w:val="single" w:sz="4" w:space="0" w:color="C9D3E4"/>
+          <w:insideV w:val="single" w:sz="4" w:space="0" w:color="C9D3E4"/>
+        </w:tblBorders>
+        <w:tblCellMar>
+          <w:top w:w="140" w:type="dxa"/>
+          <w:left w:w="160" w:type="dxa"/>
+          <w:bottom w:w="140" w:type="dxa"/>
+          <w:right w:w="160" w:type="dxa"/>
+        </w:tblCellMar>
+        <w:tblLook w:firstColumn="1" w:firstRow="1" w:lastColumn="0" w:lastRow="0" w:noHBand="0" w:noVBand="1" w:val="04A0"/>
+      </w:tblPr>
+      <w:tblGrid>
+        <w:gridCol w:w="9936"/>
+      </w:tblGrid>
+      <w:tr>
+        <w:trPr>
+          <w:trHeight w:val="1440" w:hRule="atLeast"/>
+        </w:trPr>
+        <w:tc>
+          <w:tcPr>
+            <w:tcW w:type="dxa" w:w="9936"/>
+            <w:shd w:val="clear" w:color="auto" w:fill="FAFCFF"/>
+            <w:vAlign w:val="top"/>
+          </w:tcPr>
+          <w:p>
+            <w:r>
+              <w:rPr>
+                <w:rFonts w:ascii="Calibri" w:hAnsi="Calibri"/>
+                <w:i/>
+                <w:color w:val="4B5563"/>
+                <w:sz w:val="19"/>
+              </w:rPr>
+              <w:t>[Escribe aquí tu respuesta con datos reales de tu proyecto. Borra esta línea cuando empieces.]</w:t>
+            </w:r>
+          </w:p>
+        </w:tc>
+      </w:tr>
+    </w:tbl>
+    <w:p>
+      <w:pPr>
+        <w:spacing w:after="120"/>
+      </w:pPr>
+    </w:p>
+    <w:p>
+      <w:pPr>
+        <w:pBdr>
+          <w:top w:val="single" w:sz="4" w:space="6" w:color="C9D3E4"/>
+        </w:pBdr>
+        <w:spacing w:before="440"/>
+        <w:jc w:val="center"/>
+      </w:pPr>
+      <w:r>
+        <w:rPr>
+          <w:rFonts w:ascii="Calibri" w:hAnsi="Calibri"/>
+          <w:b w:val="0"/>
+          <w:i/>
+          <w:color w:val="4B5563"/>
+          <w:sz w:val="16"/>
+        </w:rPr>
+        <w:t>Mi CompañIA · Una iniciativa de FUNDES México con el apoyo de Google.org</w:t>
+      </w:r>
+      <w:r>
+        <w:rPr>
+          <w:rFonts w:ascii="Calibri" w:hAnsi="Calibri"/>
+          <w:b w:val="0"/>
+          <w:i/>
+          <w:color w:val="4B5563"/>
+          <w:sz w:val="16"/>
+        </w:rPr>
+        <w:t xml:space="preserve"> Template del Manual de Desarrollo de Soluciones de Modernización Digital con IA · Para ser llenado por el aspirante con datos de su proyecto real con una MiPyME</w:t>
       </w:r>
     </w:p>
     <w:sectPr>
